--- a/word_reports/LP_0266_위치_269_Paul Anka_Paul Anka's 21 .docx
+++ b/word_reports/LP_0266_위치_269_Paul Anka_Paul Anka's 21 .docx
@@ -4,7 +4,7 @@
   <w:body>
     <w:p>
       <w:pPr>
-        <w:spacing w:after="280"/>
+        <w:spacing w:after="80"/>
       </w:pPr>
       <w:r>
         <w:rPr w:rFonts="맑은 고딕">
@@ -13,94 +13,47 @@
           <w:color w:val="1E3A8A"/>
           <w:sz w:val="30"/>
         </w:rPr>
-        <w:t>[269] Paul Anka - Paul Anka's 21 Golden Hits</w:t>
+        <w:t>Paul Anka (폴 앵카) - Paul Anka's 21 Golden Hits</w:t>
       </w:r>
     </w:p>
     <w:p>
       <w:pPr>
-        <w:spacing w:after="320"/>
+        <w:spacing w:after="240"/>
       </w:pPr>
       <w:r>
         <w:rPr w:rFonts="맑은 고딕">
           <w:rFonts w:ascii="맑은 고딕" w:hAnsi="맑은 고딕" w:eastAsia="맑은 고딕"/>
           <w:b/>
-          <w:sz w:val="20"/>
+          <w:color w:val="4B5563"/>
+          <w:sz w:val="22"/>
         </w:rPr>
-        <w:t>■ 위치 : 269</w:t>
-        <w:br/>
-      </w:r>
-      <w:r>
-        <w:rPr w:rFonts="맑은 고딕">
-          <w:rFonts w:ascii="맑은 고딕" w:hAnsi="맑은 고딕" w:eastAsia="맑은 고딕"/>
-          <w:b/>
-          <w:sz w:val="20"/>
-        </w:rPr>
-        <w:t>■ 아티스트 : Paul Anka</w:t>
-        <w:br/>
-      </w:r>
-      <w:r>
-        <w:rPr w:rFonts="맑은 고딕">
-          <w:rFonts w:ascii="맑은 고딕" w:hAnsi="맑은 고딕" w:eastAsia="맑은 고딕"/>
-          <w:b/>
-          <w:sz w:val="20"/>
-        </w:rPr>
-        <w:t>■ 앨범명 : Paul Anka's 21 Golden Hits</w:t>
-        <w:br/>
-      </w:r>
-      <w:r>
-        <w:rPr w:rFonts="맑은 고딕">
-          <w:rFonts w:ascii="맑은 고딕" w:hAnsi="맑은 고딕" w:eastAsia="맑은 고딕"/>
-          <w:b w:val="0"/>
-          <w:sz w:val="20"/>
-        </w:rPr>
-        <w:t>■ 음반 레이블 : RCA Victor</w:t>
-        <w:br/>
-      </w:r>
-      <w:r>
-        <w:rPr w:rFonts="맑은 고딕">
-          <w:rFonts w:ascii="맑은 고딕" w:hAnsi="맑은 고딕" w:eastAsia="맑은 고딕"/>
-          <w:b w:val="0"/>
-          <w:sz w:val="20"/>
-        </w:rPr>
-        <w:t>■ 발매년도 : 1963</w:t>
-        <w:br/>
-      </w:r>
-      <w:r>
-        <w:rPr w:rFonts="맑은 고딕">
-          <w:rFonts w:ascii="맑은 고딕" w:hAnsi="맑은 고딕" w:eastAsia="맑은 고딕"/>
-          <w:b w:val="0"/>
-          <w:sz w:val="20"/>
-        </w:rPr>
-        <w:t>■ 장르 : 팝 / 트래디셔널 팝 / 록엔롤</w:t>
-        <w:br/>
-      </w:r>
-      <w:r>
-        <w:rPr w:rFonts="맑은 고딕">
-          <w:rFonts w:ascii="맑은 고딕" w:hAnsi="맑은 고딕" w:eastAsia="맑은 고딕"/>
-          <w:b w:val="0"/>
-          <w:sz w:val="20"/>
-        </w:rPr>
-        <w:t>■ 주요 수록곡 : 1. Diana</w:t>
-        <w:br/>
+        <w:t>위치 :  269</w:t>
       </w:r>
     </w:p>
     <w:p>
       <w:pPr>
-        <w:spacing w:after="160"/>
+        <w:spacing w:line="324" w:lineRule="auto" w:before="80" w:after="160"/>
       </w:pPr>
       <w:r>
         <w:rPr w:rFonts="맑은 고딕">
           <w:rFonts w:ascii="맑은 고딕" w:hAnsi="맑은 고딕" w:eastAsia="맑은 고딕"/>
           <w:b/>
           <w:color w:val="1F2937"/>
-          <w:sz w:val="24"/>
+          <w:sz w:val="22"/>
         </w:rPr>
-        <w:t>■ 음반 해설 및 감상 가이드</w:t>
+        <w:t xml:space="preserve">[음반 소개] </w:t>
+      </w:r>
+      <w:r>
+        <w:rPr w:rFonts="맑은 고딕">
+          <w:rFonts w:ascii="맑은 고딕" w:hAnsi="맑은 고딕" w:eastAsia="맑은 고딕"/>
+          <w:b w:val="0"/>
+          <w:sz w:val="21"/>
+        </w:rPr>
       </w:r>
     </w:p>
     <w:p>
       <w:pPr>
-        <w:spacing w:line="312" w:lineRule="auto" w:after="120"/>
+        <w:spacing w:line="324" w:lineRule="auto" w:after="120"/>
       </w:pPr>
       <w:r>
         <w:rPr w:rFonts="맑은 고딕">
@@ -108,38 +61,516 @@
           <w:b w:val="0"/>
           <w:sz w:val="21"/>
         </w:rPr>
-        <w:t>1950년대 후반 팝 음악계에 유성처럼 등장한 폴 앵카(Paul Anka)는 작사, 작곡, 가창 능력을 모두 겸비한 최초의 현대적 청소년 싱어송라이터로 평가받습니다. 1963년에 발매된 명반 《Paul Anka's 21 Golden Hits》는 그가 10대 시절부터 써 내려간 전설적인 초기 히트곡들을 한데 모은 정수와도 같은 음반입니다. 당시 ABC-Paramount에서 RCA Victor 레이블로 이적하면서 자신의 대표곡들을 새롭게 재녹음하여 발표한 이 앨범은, 데뷔 초기의 청량함에 한층 성숙해진 가창력과 세련된 오케스트라 편곡이 더해져 그의 음악적 완성도가 한 단계 도약했음을 증명해 줍니다.</w:t>
+        <w:t>1950년대 후반과 60년대 초반, 전 세계 청춘들의 심장을 아련한 낭만과 순수한 열정으로 물들였던 천재 싱어송라이터 폴 앵카의 찬란한 전성기를 온전히 응축해 낸 명반입니다. 10대의 어린 나이에 빚어낸 곡이라고는 믿기지 않을 만큼 유려한 선율과 애틋한 노랫말은 세대를 뛰어넘어 클래식컬한 스탠더드 팝의 미학을 유감없이 보여줍니다. RCA 빅터(RCA Victor) 레이블을 통해 성숙해진 보컬과 완숙한 오케스트레이션으로 재탄생한 히트곡들은 반세기가 지난 오늘날에도 여전히 푸르른 청춘의 서정을 노래합니다. 턴테이블의 바늘 끝에서 피어오르는 그의 목소리는 빛바랜 흑백 필름 속 가장 순수했던 시절의 추억으로 우리를 인도합니다.</w:t>
       </w:r>
     </w:p>
     <w:p>
       <w:pPr>
-        <w:spacing w:line="312" w:lineRule="auto" w:after="120"/>
+        <w:spacing w:line="324" w:lineRule="auto" w:before="200" w:after="80"/>
       </w:pPr>
+      <w:r>
+        <w:rPr w:rFonts="맑은 고딕">
+          <w:rFonts w:ascii="맑은 고딕" w:hAnsi="맑은 고딕" w:eastAsia="맑은 고딕"/>
+          <w:b/>
+          <w:color w:val="1E3A8A"/>
+          <w:sz w:val="24"/>
+        </w:rPr>
+        <w:t>1. 음반 데이터</w:t>
+      </w:r>
+    </w:p>
+    <w:p>
+      <w:pPr>
+        <w:spacing w:line="324" w:lineRule="auto" w:after="80"/>
+      </w:pPr>
+      <w:r>
+        <w:rPr w:rFonts="맑은 고딕">
+          <w:rFonts w:ascii="맑은 고딕" w:hAnsi="맑은 고딕" w:eastAsia="맑은 고딕"/>
+          <w:b w:val="0"/>
+          <w:color w:val="6B7280"/>
+          <w:sz w:val="21"/>
+        </w:rPr>
+        <w:t xml:space="preserve">· </w:t>
+      </w:r>
+      <w:r>
+        <w:rPr w:rFonts="맑은 고딕">
+          <w:rFonts w:ascii="맑은 고딕" w:hAnsi="맑은 고딕" w:eastAsia="맑은 고딕"/>
+          <w:b/>
+          <w:color w:val="1F2937"/>
+          <w:sz w:val="21"/>
+        </w:rPr>
+        <w:t xml:space="preserve">앨범명: </w:t>
+      </w:r>
       <w:r>
         <w:rPr w:rFonts="맑은 고딕">
           <w:rFonts w:ascii="맑은 고딕" w:hAnsi="맑은 고딕" w:eastAsia="맑은 고딕"/>
           <w:b w:val="0"/>
           <w:sz w:val="21"/>
         </w:rPr>
-        <w:t>본 음반을 관통하는 음악적 핵심은 10대의 순수한 낭만과 팝 오케스트레이션의 완벽한 조화에 있습니다. 불후의 명곡 "Diana"에서 느껴지는 청춘의 열정적인 카리스마부터, 감미로운 멜로디의 대명사인 "Put Your Head on My Shoulder", 그리고 드라마틱한 감정선이 돋보이는 "You Are My Destiny"에 이르기까지, 폴 앵카 특유의 호소력 짙은 미성과 서정적인 멜로디 라인은 단숨에 청자를 매료시킵니다. 풍성한 현악 세션과 유려한 백코러스는 1960년대 초반 팝의 황금기를 대표하는 한 편의 고풍스러운 음악적 풍경화를 완성합니다.</w:t>
+        <w:t>Paul Anka's 21 Golden Hits</w:t>
       </w:r>
     </w:p>
     <w:p>
       <w:pPr>
-        <w:spacing w:line="312" w:lineRule="auto" w:after="120"/>
+        <w:spacing w:line="324" w:lineRule="auto" w:after="80"/>
       </w:pPr>
+      <w:r>
+        <w:rPr w:rFonts="맑은 고딕">
+          <w:rFonts w:ascii="맑은 고딕" w:hAnsi="맑은 고딕" w:eastAsia="맑은 고딕"/>
+          <w:b w:val="0"/>
+          <w:color w:val="6B7280"/>
+          <w:sz w:val="21"/>
+        </w:rPr>
+        <w:t xml:space="preserve">· </w:t>
+      </w:r>
+      <w:r>
+        <w:rPr w:rFonts="맑은 고딕">
+          <w:rFonts w:ascii="맑은 고딕" w:hAnsi="맑은 고딕" w:eastAsia="맑은 고딕"/>
+          <w:b/>
+          <w:color w:val="1F2937"/>
+          <w:sz w:val="21"/>
+        </w:rPr>
+        <w:t xml:space="preserve">아티스트: </w:t>
+      </w:r>
       <w:r>
         <w:rPr w:rFonts="맑은 고딕">
           <w:rFonts w:ascii="맑은 고딕" w:hAnsi="맑은 고딕" w:eastAsia="맑은 고딕"/>
           <w:b w:val="0"/>
           <w:sz w:val="21"/>
         </w:rPr>
-        <w:t>LP의 따뜻한 아날로그 질감으로 감상하는 이 앨범은 지나간 시대의 아날로그적 향수와 낭만을 극대화합니다. 한 청년의 지칠 줄 모르는 음악적 열정과 천재성이 21개의 트랙 속에 밀도 높게 집약되어 있으며, 반세기가 지난 오늘날까지도 월드 클래스 팝 클래식으로서 변함없는 사랑을 받고 있습니다. 턴테이블 바늘을 타고 흐르는 그의 매혹적인 미성과 클래시컬한 팝 사운드는 음악이 선사할 수 있는 가장 우아하고 아름다운 시간 여행의 경험을 선사할 것입니다.</w:t>
+        <w:t>Paul Anka (폴 앵카)</w:t>
+      </w:r>
+    </w:p>
+    <w:p>
+      <w:pPr>
+        <w:spacing w:line="324" w:lineRule="auto" w:after="80"/>
+      </w:pPr>
+      <w:r>
+        <w:rPr w:rFonts="맑은 고딕">
+          <w:rFonts w:ascii="맑은 고딕" w:hAnsi="맑은 고딕" w:eastAsia="맑은 고딕"/>
+          <w:b w:val="0"/>
+          <w:color w:val="6B7280"/>
+          <w:sz w:val="21"/>
+        </w:rPr>
+        <w:t xml:space="preserve">· </w:t>
+      </w:r>
+      <w:r>
+        <w:rPr w:rFonts="맑은 고딕">
+          <w:rFonts w:ascii="맑은 고딕" w:hAnsi="맑은 고딕" w:eastAsia="맑은 고딕"/>
+          <w:b/>
+          <w:color w:val="1F2937"/>
+          <w:sz w:val="21"/>
+        </w:rPr>
+        <w:t xml:space="preserve">발매 정보: </w:t>
+      </w:r>
+      <w:r>
+        <w:rPr w:rFonts="맑은 고딕">
+          <w:rFonts w:ascii="맑은 고딕" w:hAnsi="맑은 고딕" w:eastAsia="맑은 고딕"/>
+          <w:b w:val="0"/>
+          <w:sz w:val="21"/>
+        </w:rPr>
+        <w:t>1963년 음반 명가 RCA 빅터(RCA Victor)를 통해 발매된 기념비적인 베스트 앨범으로, 초기 ABC-파라마운트 시절 세계적인 돌풍을 일으켰던 불멸의 초기 명곡들을 한층 깊어진 음악적 역량과 정교한 편곡으로 다시 녹음하여 집대성한 정규 편집반입니다.</w:t>
+      </w:r>
+    </w:p>
+    <w:p>
+      <w:pPr>
+        <w:spacing w:line="324" w:lineRule="auto" w:after="80"/>
+      </w:pPr>
+      <w:r>
+        <w:rPr w:rFonts="맑은 고딕">
+          <w:rFonts w:ascii="맑은 고딕" w:hAnsi="맑은 고딕" w:eastAsia="맑은 고딕"/>
+          <w:b w:val="0"/>
+          <w:color w:val="6B7280"/>
+          <w:sz w:val="21"/>
+        </w:rPr>
+        <w:t xml:space="preserve">· </w:t>
+      </w:r>
+      <w:r>
+        <w:rPr w:rFonts="맑은 고딕">
+          <w:rFonts w:ascii="맑은 고딕" w:hAnsi="맑은 고딕" w:eastAsia="맑은 고딕"/>
+          <w:b/>
+          <w:color w:val="1F2937"/>
+          <w:sz w:val="21"/>
+        </w:rPr>
+        <w:t xml:space="preserve">LP 인기도(판매량): </w:t>
+      </w:r>
+      <w:r>
+        <w:rPr w:rFonts="맑은 고딕">
+          <w:rFonts w:ascii="맑은 고딕" w:hAnsi="맑은 고딕" w:eastAsia="맑은 고딕"/>
+          <w:b w:val="0"/>
+          <w:sz w:val="21"/>
+        </w:rPr>
+        <w:t>발매 직후 빌보드 톱 LPs(Billboard Top LPs) 차트에서 장기간 상위권에 머물렀으며, 북미는 물론 유럽과 아시아 전역에서 전폭적인 사랑을 받으며 골드 레코드에 필적하는 꾸준한 스테디셀러로 기록되었습니다.</w:t>
+      </w:r>
+    </w:p>
+    <w:p>
+      <w:pPr>
+        <w:spacing w:line="324" w:lineRule="auto" w:after="80"/>
+      </w:pPr>
+      <w:r>
+        <w:rPr w:rFonts="맑은 고딕">
+          <w:rFonts w:ascii="맑은 고딕" w:hAnsi="맑은 고딕" w:eastAsia="맑은 고딕"/>
+          <w:b w:val="0"/>
+          <w:color w:val="6B7280"/>
+          <w:sz w:val="21"/>
+        </w:rPr>
+        <w:t xml:space="preserve">· </w:t>
+      </w:r>
+      <w:r>
+        <w:rPr w:rFonts="맑은 고딕">
+          <w:rFonts w:ascii="맑은 고딕" w:hAnsi="맑은 고딕" w:eastAsia="맑은 고딕"/>
+          <w:b/>
+          <w:color w:val="1F2937"/>
+          <w:sz w:val="21"/>
+        </w:rPr>
+        <w:t xml:space="preserve">각종 수상경력: </w:t>
+      </w:r>
+      <w:r>
+        <w:rPr w:rFonts="맑은 고딕">
+          <w:rFonts w:ascii="맑은 고딕" w:hAnsi="맑은 고딕" w:eastAsia="맑은 고딕"/>
+          <w:b w:val="0"/>
+          <w:sz w:val="21"/>
+        </w:rPr>
+        <w:t>앨범에 수록된 수많은 싱글들이 빌보드 핫 100 1위를 비롯해 최상위권을 석권했으며, 훗날 폴 앵카의 작곡가 명예의 전당(Songwriters Hall of Fame) 헌액과 캐나다 음악 명예의 전당 헌액의 굳건한 토대가 된 음반으로 평가받고 있습니다.</w:t>
+      </w:r>
+    </w:p>
+    <w:p>
+      <w:pPr>
+        <w:spacing w:line="324" w:lineRule="auto" w:before="200" w:after="80"/>
+      </w:pPr>
+      <w:r>
+        <w:rPr w:rFonts="맑은 고딕">
+          <w:rFonts w:ascii="맑은 고딕" w:hAnsi="맑은 고딕" w:eastAsia="맑은 고딕"/>
+          <w:b/>
+          <w:color w:val="1E3A8A"/>
+          <w:sz w:val="24"/>
+        </w:rPr>
+        <w:t>2. 아티스트 정보</w:t>
+      </w:r>
+    </w:p>
+    <w:p>
+      <w:pPr>
+        <w:spacing w:line="324" w:lineRule="auto" w:after="80"/>
+      </w:pPr>
+      <w:r>
+        <w:rPr w:rFonts="맑은 고딕">
+          <w:rFonts w:ascii="맑은 고딕" w:hAnsi="맑은 고딕" w:eastAsia="맑은 고딕"/>
+          <w:b w:val="0"/>
+          <w:color w:val="6B7280"/>
+          <w:sz w:val="21"/>
+        </w:rPr>
+        <w:t xml:space="preserve">· </w:t>
+      </w:r>
+      <w:r>
+        <w:rPr w:rFonts="맑은 고딕">
+          <w:rFonts w:ascii="맑은 고딕" w:hAnsi="맑은 고딕" w:eastAsia="맑은 고딕"/>
+          <w:b/>
+          <w:color w:val="1F2937"/>
+          <w:sz w:val="21"/>
+        </w:rPr>
+        <w:t xml:space="preserve">국적: </w:t>
+      </w:r>
+      <w:r>
+        <w:rPr w:rFonts="맑은 고딕">
+          <w:rFonts w:ascii="맑은 고딕" w:hAnsi="맑은 고딕" w:eastAsia="맑은 고딕"/>
+          <w:b w:val="0"/>
+          <w:sz w:val="21"/>
+        </w:rPr>
+        <w:t>캐나다 / 미국</w:t>
+      </w:r>
+    </w:p>
+    <w:p>
+      <w:pPr>
+        <w:spacing w:line="324" w:lineRule="auto" w:after="80"/>
+      </w:pPr>
+      <w:r>
+        <w:rPr w:rFonts="맑은 고딕">
+          <w:rFonts w:ascii="맑은 고딕" w:hAnsi="맑은 고딕" w:eastAsia="맑은 고딕"/>
+          <w:b w:val="0"/>
+          <w:color w:val="6B7280"/>
+          <w:sz w:val="21"/>
+        </w:rPr>
+        <w:t xml:space="preserve">· </w:t>
+      </w:r>
+      <w:r>
+        <w:rPr w:rFonts="맑은 고딕">
+          <w:rFonts w:ascii="맑은 고딕" w:hAnsi="맑은 고딕" w:eastAsia="맑은 고딕"/>
+          <w:b/>
+          <w:color w:val="1F2937"/>
+          <w:sz w:val="21"/>
+        </w:rPr>
+        <w:t xml:space="preserve">생몰년도: </w:t>
+      </w:r>
+      <w:r>
+        <w:rPr w:rFonts="맑은 고딕">
+          <w:rFonts w:ascii="맑은 고딕" w:hAnsi="맑은 고딕" w:eastAsia="맑은 고딕"/>
+          <w:b w:val="0"/>
+          <w:sz w:val="21"/>
+        </w:rPr>
+        <w:t>1941년 7월 30일 ~ 현재</w:t>
+      </w:r>
+    </w:p>
+    <w:p>
+      <w:pPr>
+        <w:spacing w:line="324" w:lineRule="auto" w:after="80"/>
+      </w:pPr>
+      <w:r>
+        <w:rPr w:rFonts="맑은 고딕">
+          <w:rFonts w:ascii="맑은 고딕" w:hAnsi="맑은 고딕" w:eastAsia="맑은 고딕"/>
+          <w:b w:val="0"/>
+          <w:color w:val="6B7280"/>
+          <w:sz w:val="21"/>
+        </w:rPr>
+        <w:t xml:space="preserve">· </w:t>
+      </w:r>
+      <w:r>
+        <w:rPr w:rFonts="맑은 고딕">
+          <w:rFonts w:ascii="맑은 고딕" w:hAnsi="맑은 고딕" w:eastAsia="맑은 고딕"/>
+          <w:b/>
+          <w:color w:val="1F2937"/>
+          <w:sz w:val="21"/>
+        </w:rPr>
+        <w:t xml:space="preserve">그룹 소속: </w:t>
+      </w:r>
+      <w:r>
+        <w:rPr w:rFonts="맑은 고딕">
+          <w:rFonts w:ascii="맑은 고딕" w:hAnsi="맑은 고딕" w:eastAsia="맑은 고딕"/>
+          <w:b w:val="0"/>
+          <w:sz w:val="21"/>
+        </w:rPr>
+        <w:t>솔로</w:t>
+      </w:r>
+    </w:p>
+    <w:p>
+      <w:pPr>
+        <w:spacing w:line="324" w:lineRule="auto" w:after="80"/>
+      </w:pPr>
+      <w:r>
+        <w:rPr w:rFonts="맑은 고딕">
+          <w:rFonts w:ascii="맑은 고딕" w:hAnsi="맑은 고딕" w:eastAsia="맑은 고딕"/>
+          <w:b w:val="0"/>
+          <w:color w:val="6B7280"/>
+          <w:sz w:val="21"/>
+        </w:rPr>
+        <w:t xml:space="preserve">· </w:t>
+      </w:r>
+      <w:r>
+        <w:rPr w:rFonts="맑은 고딕">
+          <w:rFonts w:ascii="맑은 고딕" w:hAnsi="맑은 고딕" w:eastAsia="맑은 고딕"/>
+          <w:b/>
+          <w:color w:val="1F2937"/>
+          <w:sz w:val="21"/>
+        </w:rPr>
+        <w:t xml:space="preserve">아티스트 소개: </w:t>
+      </w:r>
+      <w:r>
+        <w:rPr w:rFonts="맑은 고딕">
+          <w:rFonts w:ascii="맑은 고딕" w:hAnsi="맑은 고딕" w:eastAsia="맑은 고딕"/>
+          <w:b w:val="0"/>
+          <w:sz w:val="21"/>
+        </w:rPr>
+        <w:t>16세의 나이에 자작곡 ‘Diana’로 전 세계 팝 음악계를 뒤흔든 폴 앵카는 탁월한 가창력뿐만 아니라 시대를 앞서간 천재적인 송라이팅 능력을 겸비한 전설적인 팝의 거장입니다. 자신의 히트곡은 물론 프랭크 시나트라의 상징과도 같은 ‘My Way’의 작사와 톰 존스의 ‘She’s a Lady’ 등을 작곡하며 20세기 대중음악사에 불멸의 족적을 남긴 위대한 마에스트로입니다.</w:t>
+      </w:r>
+    </w:p>
+    <w:p>
+      <w:pPr>
+        <w:spacing w:line="324" w:lineRule="auto" w:before="200" w:after="80"/>
+      </w:pPr>
+      <w:r>
+        <w:rPr w:rFonts="맑은 고딕">
+          <w:rFonts w:ascii="맑은 고딕" w:hAnsi="맑은 고딕" w:eastAsia="맑은 고딕"/>
+          <w:b/>
+          <w:color w:val="1E3A8A"/>
+          <w:sz w:val="24"/>
+        </w:rPr>
+        <w:t>3. 음반 상세 분석</w:t>
+      </w:r>
+    </w:p>
+    <w:p>
+      <w:pPr>
+        <w:spacing w:line="324" w:lineRule="auto" w:after="80"/>
+      </w:pPr>
+      <w:r>
+        <w:rPr w:rFonts="맑은 고딕">
+          <w:rFonts w:ascii="맑은 고딕" w:hAnsi="맑은 고딕" w:eastAsia="맑은 고딕"/>
+          <w:b w:val="0"/>
+          <w:color w:val="6B7280"/>
+          <w:sz w:val="21"/>
+        </w:rPr>
+        <w:t xml:space="preserve">· </w:t>
+      </w:r>
+      <w:r>
+        <w:rPr w:rFonts="맑은 고딕">
+          <w:rFonts w:ascii="맑은 고딕" w:hAnsi="맑은 고딕" w:eastAsia="맑은 고딕"/>
+          <w:b/>
+          <w:color w:val="1F2937"/>
+          <w:sz w:val="21"/>
+        </w:rPr>
+        <w:t xml:space="preserve">역사적 위치: </w:t>
+      </w:r>
+      <w:r>
+        <w:rPr w:rFonts="맑은 고딕">
+          <w:rFonts w:ascii="맑은 고딕" w:hAnsi="맑은 고딕" w:eastAsia="맑은 고딕"/>
+          <w:b w:val="0"/>
+          <w:sz w:val="21"/>
+        </w:rPr>
+        <w:t>로큰롤의 태동기와 전통적인 브릴 빌딩(Brill Building) 팝의 황금기를 잇는 가교 역할을 충실히 해낸 앨범입니다. 단순한 틴 아이돌의 히트곡 모음집을 넘어, 정통 팝 보컬리스트이자 탁월한 작곡가로서 폴 앵카의 음악적 완성도를 증명하며 1960년대 초반 아메리칸 팝의 정수를 완벽하게 담아낸 걸작으로 인정받고 있습니다.</w:t>
+      </w:r>
+    </w:p>
+    <w:p>
+      <w:pPr>
+        <w:spacing w:line="324" w:lineRule="auto" w:after="80"/>
+      </w:pPr>
+      <w:r>
+        <w:rPr w:rFonts="맑은 고딕">
+          <w:rFonts w:ascii="맑은 고딕" w:hAnsi="맑은 고딕" w:eastAsia="맑은 고딕"/>
+          <w:b w:val="0"/>
+          <w:color w:val="6B7280"/>
+          <w:sz w:val="21"/>
+        </w:rPr>
+        <w:t xml:space="preserve">· </w:t>
+      </w:r>
+      <w:r>
+        <w:rPr w:rFonts="맑은 고딕">
+          <w:rFonts w:ascii="맑은 고딕" w:hAnsi="맑은 고딕" w:eastAsia="맑은 고딕"/>
+          <w:b/>
+          <w:color w:val="1F2937"/>
+          <w:sz w:val="21"/>
+        </w:rPr>
+        <w:t xml:space="preserve">시대의 흔적(스토리텔링): </w:t>
+      </w:r>
+      <w:r>
+        <w:rPr w:rFonts="맑은 고딕">
+          <w:rFonts w:ascii="맑은 고딕" w:hAnsi="맑은 고딕" w:eastAsia="맑은 고딕"/>
+          <w:b w:val="0"/>
+          <w:sz w:val="21"/>
+        </w:rPr>
+        <w:t>전후 경제적 풍요 속에서 찬란하게 피어났던 1950~60년대 미국의 청춘 문화, 그 시절 라디오와 주크박스 주위에 모여 첫사랑의 설렘과 이별의 아픔을 공유하던 젊은이들의 순수한 감성이 오롯이 배어 있습니다. 낭만과 순정이 시대의 공기 속에 살아 숨 쉬던 아날로그 시대의 온기 어린 정서가 선율 마디마디마다 짙게 녹아 있습니다.</w:t>
+      </w:r>
+    </w:p>
+    <w:p>
+      <w:pPr>
+        <w:spacing w:line="324" w:lineRule="auto" w:before="200" w:after="80"/>
+      </w:pPr>
+      <w:r>
+        <w:rPr w:rFonts="맑은 고딕">
+          <w:rFonts w:ascii="맑은 고딕" w:hAnsi="맑은 고딕" w:eastAsia="맑은 고딕"/>
+          <w:b/>
+          <w:color w:val="1E3A8A"/>
+          <w:sz w:val="24"/>
+        </w:rPr>
+        <w:t>4. 주요 수록곡 및 감상 제언</w:t>
+      </w:r>
+    </w:p>
+    <w:p>
+      <w:pPr>
+        <w:spacing w:line="324" w:lineRule="auto" w:after="80"/>
+      </w:pPr>
+      <w:r>
+        <w:rPr w:rFonts="맑은 고딕">
+          <w:rFonts w:ascii="맑은 고딕" w:hAnsi="맑은 고딕" w:eastAsia="맑은 고딕"/>
+          <w:b w:val="0"/>
+          <w:color w:val="6B7280"/>
+          <w:sz w:val="21"/>
+        </w:rPr>
+        <w:t xml:space="preserve">· </w:t>
+      </w:r>
+      <w:r>
+        <w:rPr w:rFonts="맑은 고딕">
+          <w:rFonts w:ascii="맑은 고딕" w:hAnsi="맑은 고딕" w:eastAsia="맑은 고딕"/>
+          <w:b/>
+          <w:color w:val="1F2937"/>
+          <w:sz w:val="21"/>
+        </w:rPr>
+        <w:t xml:space="preserve">주요 수록곡 특징: </w:t>
+      </w:r>
+      <w:r>
+        <w:rPr w:rFonts="맑은 고딕">
+          <w:rFonts w:ascii="맑은 고딕" w:hAnsi="맑은 고딕" w:eastAsia="맑은 고딕"/>
+          <w:b w:val="0"/>
+          <w:sz w:val="21"/>
+        </w:rPr>
+        <w:t>폴 앵카의 신화적 출발을 알린 경쾌하면서도 애절한 록앤롤 발라드 ‘Diana’, 드라마틱한 멜로디와 현악 세션의 조화가 돋보이는 ‘You Are My Destiny’, 어깨를 기댄 연인들의 포근한 숨결을 담아낸 서정의 극치 ‘Put Your Head on My Shoulder’, 그리고 빌보드 정상을 밟았던 청춘의 비가 ‘Lonely Boy’와 풋풋한 첫사랑의 찬가 ‘Puppy Love’ 등 한 곡도 놓칠 수 없는 21곡의 보석 같은 선율들이 파노라마처럼 펼쳐집니다.</w:t>
+      </w:r>
+    </w:p>
+    <w:p>
+      <w:pPr>
+        <w:spacing w:line="324" w:lineRule="auto" w:after="80"/>
+      </w:pPr>
+      <w:r>
+        <w:rPr w:rFonts="맑은 고딕">
+          <w:rFonts w:ascii="맑은 고딕" w:hAnsi="맑은 고딕" w:eastAsia="맑은 고딕"/>
+          <w:b w:val="0"/>
+          <w:color w:val="6B7280"/>
+          <w:sz w:val="21"/>
+        </w:rPr>
+        <w:t xml:space="preserve">· </w:t>
+      </w:r>
+      <w:r>
+        <w:rPr w:rFonts="맑은 고딕">
+          <w:rFonts w:ascii="맑은 고딕" w:hAnsi="맑은 고딕" w:eastAsia="맑은 고딕"/>
+          <w:b/>
+          <w:color w:val="1F2937"/>
+          <w:sz w:val="21"/>
+        </w:rPr>
+        <w:t xml:space="preserve">빈티지 감상 제언: </w:t>
+      </w:r>
+      <w:r>
+        <w:rPr w:rFonts="맑은 고딕">
+          <w:rFonts w:ascii="맑은 고딕" w:hAnsi="맑은 고딕" w:eastAsia="맑은 고딕"/>
+          <w:b w:val="0"/>
+          <w:sz w:val="21"/>
+        </w:rPr>
+        <w:t>초창기 RCA 빅터 특유의 풍성한 오케스트레이션과 폴 앵카의 미성의 질감이 살아 숨 쉬는 LP 음반입니다. 진공관 앰프의 따뜻한 배음과 아날로그 카트리지의 부드러운 해상력을 통해 감상할 때, 코러스 라인의 풍성한 입체감과 감미로운 스트링 사운드가 방 안 가득 벨벳처럼 포근하게 감싸 안는 경이로운 공간감을 경험할 수 있습니다.</w:t>
+      </w:r>
+    </w:p>
+    <w:p>
+      <w:pPr>
+        <w:spacing w:line="324" w:lineRule="auto" w:after="80"/>
+      </w:pPr>
+      <w:r>
+        <w:rPr w:rFonts="맑은 고딕">
+          <w:rFonts w:ascii="맑은 고딕" w:hAnsi="맑은 고딕" w:eastAsia="맑은 고딕"/>
+          <w:b w:val="0"/>
+          <w:color w:val="6B7280"/>
+          <w:sz w:val="21"/>
+        </w:rPr>
+        <w:t xml:space="preserve">· </w:t>
+      </w:r>
+      <w:r>
+        <w:rPr w:rFonts="맑은 고딕">
+          <w:rFonts w:ascii="맑은 고딕" w:hAnsi="맑은 고딕" w:eastAsia="맑은 고딕"/>
+          <w:b/>
+          <w:color w:val="1F2937"/>
+          <w:sz w:val="21"/>
+        </w:rPr>
+        <w:t xml:space="preserve">소장 가치: </w:t>
+      </w:r>
+      <w:r>
+        <w:rPr w:rFonts="맑은 고딕">
+          <w:rFonts w:ascii="맑은 고딕" w:hAnsi="맑은 고딕" w:eastAsia="맑은 고딕"/>
+          <w:b w:val="0"/>
+          <w:sz w:val="21"/>
+        </w:rPr>
+        <w:t>초기 팝의 황금기를 대표하는 불멸의 앤섬들이 한 장의 바이닐에 최상의 편곡과 음향으로 담겨 있어, 빈티지 팝 및 올디스(Oldies) 애호가라면 반드시 턴테이블 곁에 비치해 두어야 할 에센셜이자 정통 LP 컬렉터들에게 영원히 빛나는 마스터피스입니다.</w:t>
+      </w:r>
+    </w:p>
+    <w:p>
+      <w:pPr>
+        <w:spacing w:line="324" w:lineRule="auto" w:after="120" w:before="160"/>
+      </w:pPr>
+      <w:r>
+        <w:rPr w:rFonts="맑은 고딕">
+          <w:rFonts w:ascii="맑은 고딕" w:hAnsi="맑은 고딕" w:eastAsia="맑은 고딕"/>
+          <w:b/>
+          <w:color w:val="4338CA"/>
+          <w:sz w:val="21"/>
+        </w:rPr>
+        <w:t>이 음반을 통해 아날로그 바늘이 길어 올리는 찬란했던 청춘의 순수와 영원한 낭만이 전해주는 감동을 다시 한번 경험해 보시는 것은 어떨까요?</w:t>
       </w:r>
     </w:p>
     <w:sectPr>
       <w:pgSz w:w="12240" w:h="15840"/>
-      <w:pgMar w:top="1440" w:right="1440" w:bottom="1440" w:left="1440" w:header="720" w:footer="720" w:gutter="0"/>
+      <w:pgMar w:top="1152" w:right="1296" w:bottom="1152" w:left="1296" w:header="720" w:footer="720" w:gutter="0"/>
       <w:cols w:space="720"/>
       <w:docGrid w:linePitch="360"/>
     </w:sectPr>

--- a/word_reports/LP_0266_위치_269_Paul Anka_Paul Anka's 21 .docx
+++ b/word_reports/LP_0266_위치_269_Paul Anka_Paul Anka's 21 .docx
@@ -32,7 +32,7 @@
     </w:p>
     <w:p>
       <w:pPr>
-        <w:spacing w:line="324" w:lineRule="auto" w:before="80" w:after="160"/>
+        <w:spacing w:line="324" w:lineRule="auto" w:before="80" w:after="120"/>
       </w:pPr>
       <w:r>
         <w:rPr w:rFonts="맑은 고딕">
@@ -42,13 +42,6 @@
           <w:sz w:val="22"/>
         </w:rPr>
         <w:t xml:space="preserve">[음반 소개] </w:t>
-      </w:r>
-      <w:r>
-        <w:rPr w:rFonts="맑은 고딕">
-          <w:rFonts w:ascii="맑은 고딕" w:hAnsi="맑은 고딕" w:eastAsia="맑은 고딕"/>
-          <w:b w:val="0"/>
-          <w:sz w:val="21"/>
-        </w:rPr>
       </w:r>
     </w:p>
     <w:p>
@@ -61,7 +54,46 @@
           <w:b w:val="0"/>
           <w:sz w:val="21"/>
         </w:rPr>
-        <w:t>1950년대 후반과 60년대 초반, 전 세계 청춘들의 심장을 아련한 낭만과 순수한 열정으로 물들였던 천재 싱어송라이터 폴 앵카의 찬란한 전성기를 온전히 응축해 낸 명반입니다. 10대의 어린 나이에 빚어낸 곡이라고는 믿기지 않을 만큼 유려한 선율과 애틋한 노랫말은 세대를 뛰어넘어 클래식컬한 스탠더드 팝의 미학을 유감없이 보여줍니다. RCA 빅터(RCA Victor) 레이블을 통해 성숙해진 보컬과 완숙한 오케스트레이션으로 재탄생한 히트곡들은 반세기가 지난 오늘날에도 여전히 푸르른 청춘의 서정을 노래합니다. 턴테이블의 바늘 끝에서 피어오르는 그의 목소리는 빛바랜 흑백 필름 속 가장 순수했던 시절의 추억으로 우리를 인도합니다.</w:t>
+        <w:t>1950년대 후반, 거칠고 반항적인 로큰롤의 파고가 미국 대륙을 뒤흔들던 격동의 시기에, 단정하고도 낭만적인 선율로 청춘들의 가슴을 물들인 한 소년이 등장했습니다. 캐나다 오타와 출신의 16세 소년 폴 앵카(Paul Anka)는 단순히 노래만 부르는 하이틴 스타에 머무르지 않고, 자신의 심장 박동과 첫사랑의 떨림을 직접 오선지에 옮겨 담을 줄 알았던 보기 드문 천재 싱어송라이터였습니다. 그가 써 내려간 고백들은 당시 세대의 불안과 열망을 순수한 서정성으로 감싸 안으며, 대중음악사에 팝 발라드라는 찬란한 영토를 구축하는 시발점이 되었습니다.</w:t>
+      </w:r>
+    </w:p>
+    <w:p>
+      <w:pPr>
+        <w:spacing w:line="324" w:lineRule="auto" w:after="120"/>
+      </w:pPr>
+      <w:r>
+        <w:rPr w:rFonts="맑은 고딕">
+          <w:rFonts w:ascii="맑은 고딕" w:hAnsi="맑은 고딕" w:eastAsia="맑은 고딕"/>
+          <w:b w:val="0"/>
+          <w:sz w:val="21"/>
+        </w:rPr>
+        <w:t>1963년 RCA 빅터(RCA Victor) 레이블을 통해 발매된 본작 《Paul Anka's 21 Golden Hits》는 그 찬란했던 초기 전성기의 음악적 결실을 가장 순도 높게 농축해 낸 기념비적인 앨범입니다. 전 세계를 열광시켰던 불멸의 출세작 "Diana"를 필두로, 청춘의 가슴 저린 애가를 노래한 "Lonely Boy", 연인의 어깨에 기대어 영원을 꿈꾸게 만드는 "Put Your Head on My Shoulder", 그리고 운명적 사랑의 비장미를 담은 "You Are My Destiny"에 이르기까지, 총 21곡의 보석 같은 명곡들이 빈틈없는 밀도로 배치되어 있습니다.</w:t>
+      </w:r>
+    </w:p>
+    <w:p>
+      <w:pPr>
+        <w:spacing w:line="324" w:lineRule="auto" w:after="120"/>
+      </w:pPr>
+      <w:r>
+        <w:rPr w:rFonts="맑은 고딕">
+          <w:rFonts w:ascii="맑은 고딕" w:hAnsi="맑은 고딕" w:eastAsia="맑은 고딕"/>
+          <w:b w:val="0"/>
+          <w:sz w:val="21"/>
+        </w:rPr>
+        <w:t>폴 앵카의 음악이 반세기가 훌쩍 넘은 오늘날까지도 퇴색되지 않고 빛나는 까닭은, 그가 직조해 낸 멜로디 속에 시대와 세대를 관통하는 보편적 낭만이 깊게 뿌리내리고 있기 때문입니다. 정갈한 오케스트레이션과 감미로운 코러스, 그리고 청아하면서도 깊은 서수를 머금은 그의 미성은 단순한 옛 유행가를 넘어 스탠더드 팝의 고전적 품격을 획득합니다. 본 음반은 찰나로 스러질 뻔했던 틴에이지 팝의 감수성을 영원한 예술적 유산으로 승화시킨 걸작으로 평가받아 마땅합니다.</w:t>
+      </w:r>
+    </w:p>
+    <w:p>
+      <w:pPr>
+        <w:spacing w:line="324" w:lineRule="auto" w:after="120"/>
+      </w:pPr>
+      <w:r>
+        <w:rPr w:rFonts="맑은 고딕">
+          <w:rFonts w:ascii="맑은 고딕" w:hAnsi="맑은 고딕" w:eastAsia="맑은 고딕"/>
+          <w:b w:val="0"/>
+          <w:sz w:val="21"/>
+        </w:rPr>
+        <w:t>검은 바이닐의 소리골 위로 바늘이 얹어지는 순간, 스피커를 타고 흘러나오는 소리는 단순한 음향을 넘어 지나온 시절의 가장 눈부셨던 기억들을 환기합니다. 그것은 달콤한 주크박스의 추억이자, 밤하늘을 수놓았던 첫사랑의 맹세이며, 세월의 더께 속에서도 결코 바래지 않는 순백의 노스탤지어입니다. 이 음반은 아날로그 사운드가 선사할 수 있는 가장 우아하고 서정적인 위로를 품은 채, 오늘날의 리스너들에게도 변함없는 감동의 파동을 전해줍니다.</w:t>
       </w:r>
     </w:p>
     <w:p>
@@ -168,7 +200,7 @@
           <w:b w:val="0"/>
           <w:sz w:val="21"/>
         </w:rPr>
-        <w:t>1963년 음반 명가 RCA 빅터(RCA Victor)를 통해 발매된 기념비적인 베스트 앨범으로, 초기 ABC-파라마운트 시절 세계적인 돌풍을 일으켰던 불멸의 초기 명곡들을 한층 깊어진 음악적 역량과 정교한 편곡으로 다시 녹음하여 집대성한 정규 편집반입니다.</w:t>
+        <w:t>1963년 RCA Victor 발매. 1950년대 후반 ABC-Paramount 시절 세계적인 반향을 일으킨 초기 메가 히트곡들을 중심축으로 집대성하여, 성숙해진 음악적 기량과 뛰어난 음향 기술로 새롭게 재조명한 역사적인 베스트 컴필레이션 앨범.</w:t>
       </w:r>
     </w:p>
     <w:p>
@@ -199,7 +231,7 @@
           <w:b w:val="0"/>
           <w:sz w:val="21"/>
         </w:rPr>
-        <w:t>발매 직후 빌보드 톱 LPs(Billboard Top LPs) 차트에서 장기간 상위권에 머물렀으며, 북미는 물론 유럽과 아시아 전역에서 전폭적인 사랑을 받으며 골드 레코드에 필적하는 꾸준한 스테디셀러로 기록되었습니다.</w:t>
+        <w:t>발매 직후 빌보드 톱 LPs 차트 상위권에 랭크되었으며, 미국음반산업협회(RIAA) 골드 레코드 획득 및 전 세계적으로 수백만 장 이상의 경이로운 판매고를 올리며 시대를 초월한 스테디셀러로 군림함.</w:t>
       </w:r>
     </w:p>
     <w:p>
@@ -230,7 +262,7 @@
           <w:b w:val="0"/>
           <w:sz w:val="21"/>
         </w:rPr>
-        <w:t>앨범에 수록된 수많은 싱글들이 빌보드 핫 100 1위를 비롯해 최상위권을 석권했으며, 훗날 폴 앵카의 작곡가 명예의 전당(Songwriters Hall of Fame) 헌액과 캐나다 음악 명예의 전당 헌액의 굳건한 토대가 된 음반으로 평가받고 있습니다.</w:t>
+        <w:t>수록곡 다수가 그래미 명예의 전당 및 BMI 어워즈 역사상 가장 많이 연주된 곡으로 기록되었으며, 작곡가 명예의 전당(Songwriters Hall of Fame) 및 캐나다 음악 명예의 전당 헌액자인 폴 앵카의 최전성기 정수가 담긴 명반으로 공인받음.</w:t>
       </w:r>
     </w:p>
     <w:p>
@@ -275,7 +307,7 @@
           <w:b w:val="0"/>
           <w:sz w:val="21"/>
         </w:rPr>
-        <w:t>캐나다 / 미국</w:t>
+        <w:t>캐나다 (이후 미국 귀화)</w:t>
       </w:r>
     </w:p>
     <w:p>
@@ -368,7 +400,7 @@
           <w:b w:val="0"/>
           <w:sz w:val="21"/>
         </w:rPr>
-        <w:t>16세의 나이에 자작곡 ‘Diana’로 전 세계 팝 음악계를 뒤흔든 폴 앵카는 탁월한 가창력뿐만 아니라 시대를 앞서간 천재적인 송라이팅 능력을 겸비한 전설적인 팝의 거장입니다. 자신의 히트곡은 물론 프랭크 시나트라의 상징과도 같은 ‘My Way’의 작사와 톰 존스의 ‘She’s a Lady’ 등을 작곡하며 20세기 대중음악사에 불멸의 족적을 남긴 위대한 마에스트로입니다.</w:t>
+        <w:t>16세의 나이에 자작곡 "Diana"로 전 세계 팝 음악계를 강타한 천재 싱어송라이터이자 엔터테이너입니다. 탁월한 멜로디 감각과 유려한 보컬로 틴 아이돌 시대를 풍미했을 뿐만 아니라, 프랭크 시나트라의 불멸의 명곡 "My Way"의 가사를 작사하고 톰 존스의 "She's a Lady"를 작곡하는 등 20세기 대중음악사에 거대한 족적을 남긴 위대한 장인입니다.</w:t>
       </w:r>
     </w:p>
     <w:p>
@@ -413,7 +445,7 @@
           <w:b w:val="0"/>
           <w:sz w:val="21"/>
         </w:rPr>
-        <w:t>로큰롤의 태동기와 전통적인 브릴 빌딩(Brill Building) 팝의 황금기를 잇는 가교 역할을 충실히 해낸 앨범입니다. 단순한 틴 아이돌의 히트곡 모음집을 넘어, 정통 팝 보컬리스트이자 탁월한 작곡가로서 폴 앵카의 음악적 완성도를 증명하며 1960년대 초반 아메리칸 팝의 정수를 완벽하게 담아낸 걸작으로 인정받고 있습니다.</w:t>
+        <w:t>로큰롤의 태동과 전통 팝의 융합을 이끌어낸 팝 음악사의 중요한 분수령입니다. 기획사에 의해 만들어진 아이돌이 주류를 이루던 시절, 싱어송라이터로서 전 곡의 작사·작곡과 프로듀싱 전반에 관여하여 팝 아티스트의 자율성과 예술적 위상을 한 단계 끌어올린 걸작으로 기록됩니다.</w:t>
       </w:r>
     </w:p>
     <w:p>
@@ -444,7 +476,7 @@
           <w:b w:val="0"/>
           <w:sz w:val="21"/>
         </w:rPr>
-        <w:t>전후 경제적 풍요 속에서 찬란하게 피어났던 1950~60년대 미국의 청춘 문화, 그 시절 라디오와 주크박스 주위에 모여 첫사랑의 설렘과 이별의 아픔을 공유하던 젊은이들의 순수한 감성이 오롯이 배어 있습니다. 낭만과 순정이 시대의 공기 속에 살아 숨 쉬던 아날로그 시대의 온기 어린 정서가 선율 마디마디마다 짙게 녹아 있습니다.</w:t>
+        <w:t>제2차 세계대전 이후 풍요로웠던 1950-60년대 서구 청년 문화의 순수함과 낭만이 짙게 녹아 있습니다. 소다 숍의 주크박스, 하이스쿨 댄스파티, 풋풋한 연애편지의 감성이 고스란히 담겨 있어, 격동의 시대를 살아가던 청춘들의 서정적 안식처 역할을 충실히 수행했던 음반입니다.</w:t>
       </w:r>
     </w:p>
     <w:p>
@@ -489,7 +521,99 @@
           <w:b w:val="0"/>
           <w:sz w:val="21"/>
         </w:rPr>
-        <w:t>폴 앵카의 신화적 출발을 알린 경쾌하면서도 애절한 록앤롤 발라드 ‘Diana’, 드라마틱한 멜로디와 현악 세션의 조화가 돋보이는 ‘You Are My Destiny’, 어깨를 기댄 연인들의 포근한 숨결을 담아낸 서정의 극치 ‘Put Your Head on My Shoulder’, 그리고 빌보드 정상을 밟았던 청춘의 비가 ‘Lonely Boy’와 풋풋한 첫사랑의 찬가 ‘Puppy Love’ 등 한 곡도 놓칠 수 없는 21곡의 보석 같은 선율들이 파노라마처럼 펼쳐집니다.</w:t>
+      </w:r>
+    </w:p>
+    <w:p>
+      <w:pPr>
+        <w:spacing w:line="324" w:lineRule="auto" w:after="80"/>
+      </w:pPr>
+      <w:r>
+        <w:rPr w:rFonts="맑은 고딕">
+          <w:rFonts w:ascii="맑은 고딕" w:hAnsi="맑은 고딕" w:eastAsia="맑은 고딕"/>
+          <w:b w:val="0"/>
+          <w:color w:val="6B7280"/>
+          <w:sz w:val="21"/>
+        </w:rPr>
+        <w:t xml:space="preserve">· </w:t>
+      </w:r>
+      <w:r>
+        <w:rPr w:rFonts="맑은 고딕">
+          <w:rFonts w:ascii="맑은 고딕" w:hAnsi="맑은 고딕" w:eastAsia="맑은 고딕"/>
+          <w:b/>
+          <w:color w:val="1F2937"/>
+          <w:sz w:val="21"/>
+        </w:rPr>
+        <w:t xml:space="preserve">"Diana": </w:t>
+      </w:r>
+      <w:r>
+        <w:rPr w:rFonts="맑은 고딕">
+          <w:rFonts w:ascii="맑은 고딕" w:hAnsi="맑은 고딕" w:eastAsia="맑은 고딕"/>
+          <w:b w:val="0"/>
+          <w:sz w:val="21"/>
+        </w:rPr>
+        <w:t>벅차오르는 사랑의 감정을 직관적인 리듬과 폭발적인 가창력으로 표현해 낸 폴 앵카의 영원한 시그니처 트랙.</w:t>
+      </w:r>
+    </w:p>
+    <w:p>
+      <w:pPr>
+        <w:spacing w:line="324" w:lineRule="auto" w:after="80"/>
+      </w:pPr>
+      <w:r>
+        <w:rPr w:rFonts="맑은 고딕">
+          <w:rFonts w:ascii="맑은 고딕" w:hAnsi="맑은 고딕" w:eastAsia="맑은 고딕"/>
+          <w:b w:val="0"/>
+          <w:color w:val="6B7280"/>
+          <w:sz w:val="21"/>
+        </w:rPr>
+        <w:t xml:space="preserve">· </w:t>
+      </w:r>
+      <w:r>
+        <w:rPr w:rFonts="맑은 고딕">
+          <w:rFonts w:ascii="맑은 고딕" w:hAnsi="맑은 고딕" w:eastAsia="맑은 고딕"/>
+          <w:b/>
+          <w:color w:val="1F2937"/>
+          <w:sz w:val="21"/>
+        </w:rPr>
+        <w:t xml:space="preserve">"Put Your Head on My Shoulder": </w:t>
+      </w:r>
+      <w:r>
+        <w:rPr w:rFonts="맑은 고딕">
+          <w:rFonts w:ascii="맑은 고딕" w:hAnsi="맑은 고딕" w:eastAsia="맑은 고딕"/>
+          <w:b w:val="0"/>
+          <w:sz w:val="21"/>
+        </w:rPr>
+        <w:t>부드러운 아르페지오 기타와 달콤한 현악 세션, 폴 앵카의 속삭이는 듯한 미성이 완벽한 하모니를 이루는 슬로우 댄스의 영원한 고전.</w:t>
+      </w:r>
+    </w:p>
+    <w:p>
+      <w:pPr>
+        <w:spacing w:line="324" w:lineRule="auto" w:after="80"/>
+      </w:pPr>
+      <w:r>
+        <w:rPr w:rFonts="맑은 고딕">
+          <w:rFonts w:ascii="맑은 고딕" w:hAnsi="맑은 고딕" w:eastAsia="맑은 고딕"/>
+          <w:b w:val="0"/>
+          <w:color w:val="6B7280"/>
+          <w:sz w:val="21"/>
+        </w:rPr>
+        <w:t xml:space="preserve">· </w:t>
+      </w:r>
+      <w:r>
+        <w:rPr w:rFonts="맑은 고딕">
+          <w:rFonts w:ascii="맑은 고딕" w:hAnsi="맑은 고딕" w:eastAsia="맑은 고딕"/>
+          <w:b/>
+          <w:color w:val="1F2937"/>
+          <w:sz w:val="21"/>
+        </w:rPr>
+        <w:t xml:space="preserve">"You Are My Destiny" / "Lonely Boy": </w:t>
+      </w:r>
+      <w:r>
+        <w:rPr w:rFonts="맑은 고딕">
+          <w:rFonts w:ascii="맑은 고딕" w:hAnsi="맑은 고딕" w:eastAsia="맑은 고딕"/>
+          <w:b w:val="0"/>
+          <w:sz w:val="21"/>
+        </w:rPr>
+        <w:t>웅장한 코러스와 드라마틱한 보컬 전개가 돋보이는 곡들로, 청춘의 비장미와 멜로드라마적 서사를 유려하게 펼쳐 보임.</w:t>
       </w:r>
     </w:p>
     <w:p>
@@ -520,7 +644,7 @@
           <w:b w:val="0"/>
           <w:sz w:val="21"/>
         </w:rPr>
-        <w:t>초창기 RCA 빅터 특유의 풍성한 오케스트레이션과 폴 앵카의 미성의 질감이 살아 숨 쉬는 LP 음반입니다. 진공관 앰프의 따뜻한 배음과 아날로그 카트리지의 부드러운 해상력을 통해 감상할 때, 코러스 라인의 풍성한 입체감과 감미로운 스트링 사운드가 방 안 가득 벨벳처럼 포근하게 감싸 안는 경이로운 공간감을 경험할 수 있습니다.</w:t>
+        <w:t>진공관 앰프를 통해 재생할 때, 특유의 따뜻하고 포근한 배음과 1960년대 초반 아날로그 챔버 리버브의 깊은 잔향이 공간을 우아하게 채웁니다. 모노/초기 스테레오 바이닐 특유의 두터운 중음역대 질감은 폴 앵카 보컬의 미세한 떨림과 숨결까지 생생하게 전달하므로, 조용한 밤 불을 낮추고 감상할 것을 권합니다.</w:t>
       </w:r>
     </w:p>
     <w:p>
@@ -551,7 +675,7 @@
           <w:b w:val="0"/>
           <w:sz w:val="21"/>
         </w:rPr>
-        <w:t>초기 팝의 황금기를 대표하는 불멸의 앤섬들이 한 장의 바이닐에 최상의 편곡과 음향으로 담겨 있어, 빈티지 팝 및 올디스(Oldies) 애호가라면 반드시 턴테이블 곁에 비치해 두어야 할 에센셜이자 정통 LP 컬렉터들에게 영원히 빛나는 마스터피스입니다.</w:t>
+        <w:t>초기 팝 음악의 황금기를 대표하는 명곡들이 단 한 장의 바이닐에 완벽한 구성으로 집약되어 있어, 클래식 팝 컬렉터는 물론 아날로그 사운드의 본질을 탐구하는 모든 LP 애호가들에게 대체 불가능한 역사적 가치와 소장의 기쁨을 선사하는 필수 명반입니다.</w:t>
       </w:r>
     </w:p>
     <w:p>
@@ -565,7 +689,7 @@
           <w:color w:val="4338CA"/>
           <w:sz w:val="21"/>
         </w:rPr>
-        <w:t>이 음반을 통해 아날로그 바늘이 길어 올리는 찬란했던 청춘의 순수와 영원한 낭만이 전해주는 감동을 다시 한번 경험해 보시는 것은 어떨까요?</w:t>
+        <w:t>이 음반을 통해 아날로그 소리골을 타고 흐르는 순수했던 청춘의 설렘과 시대를 초월한 낭만이 전해주는 감동을 다시 한번 경험해 보시는 것은 어떨까요?</w:t>
       </w:r>
     </w:p>
     <w:sectPr>
